--- a/docs/2025-11-23-CS.011-TechnicalDesignBrief.docx
+++ b/docs/2025-11-23-CS.011-TechnicalDesignBrief.docx
@@ -213,12 +213,12 @@
           <wp:inline distB="114300" distT="114300" distL="114300" distR="114300">
             <wp:extent cx="5943600" cy="1859527"/>
             <wp:effectExtent b="25400" l="25400" r="25400" t="25400"/>
-            <wp:docPr id="10" name="image4.png"/>
+            <wp:docPr id="11" name="image8.png"/>
             <a:graphic>
               <a:graphicData uri="http://schemas.openxmlformats.org/drawingml/2006/picture">
                 <pic:pic>
                   <pic:nvPicPr>
-                    <pic:cNvPr id="0" name="image4.png"/>
+                    <pic:cNvPr id="0" name="image8.png"/>
                     <pic:cNvPicPr preferRelativeResize="0"/>
                   </pic:nvPicPr>
                   <pic:blipFill>
@@ -420,17 +420,17 @@
           <wp:inline distB="114300" distT="114300" distL="114300" distR="114300">
             <wp:extent cx="6103117" cy="3789139"/>
             <wp:effectExtent b="25400" l="25400" r="25400" t="25400"/>
-            <wp:docPr id="3" name="image2.png"/>
+            <wp:docPr id="3" name="image5.png"/>
             <a:graphic>
               <a:graphicData uri="http://schemas.openxmlformats.org/drawingml/2006/picture">
                 <pic:pic>
                   <pic:nvPicPr>
-                    <pic:cNvPr id="0" name="image2.png"/>
+                    <pic:cNvPr id="0" name="image5.png"/>
                     <pic:cNvPicPr preferRelativeResize="0"/>
                   </pic:nvPicPr>
                   <pic:blipFill>
                     <a:blip r:embed="rId7"/>
-                    <a:srcRect b="0" l="0" r="0" t="0"/>
+                    <a:srcRect b="0" l="67" r="67" t="0"/>
                     <a:stretch>
                       <a:fillRect/>
                     </a:stretch>
@@ -576,7 +576,7 @@
           <w:color w:val="3b3b3b"/>
           <w:rtl w:val="0"/>
         </w:rPr>
-        <w:t xml:space="preserve">We use AWS DynamoDB as our primary database. Our current schema design uses the user’s email address as the partition key which is hashed to ensure uniqueness. </w:t>
+        <w:t xml:space="preserve">We use AWS DynamoDB as our primary database. Our current setup has two tables. The main table is SkillTrackTable. Note that DynamoDB is a NoSQL database. It is not relational like a traditional SQL database. So all sorts of objects are represented in this singular table. Here is an example from the table we have so far. As you can see, a USER#emall.. Represents a particular user row.</w:t>
       </w:r>
     </w:p>
     <w:p>
@@ -594,99 +594,66 @@
           <w:color w:val="3b3b3b"/>
           <w:rtl w:val="0"/>
         </w:rPr>
-        <w:t xml:space="preserve">Each item in the table includes the following attributes:</w:t>
-      </w:r>
-    </w:p>
-    <w:p>
-      <w:pPr>
-        <w:numPr>
-          <w:ilvl w:val="0"/>
-          <w:numId w:val="16"/>
-        </w:numPr>
-        <w:spacing w:after="0" w:afterAutospacing="0" w:lineRule="auto"/>
-        <w:ind w:left="720" w:hanging="360"/>
-        <w:rPr>
-          <w:rFonts w:ascii="Calibri" w:cs="Calibri" w:eastAsia="Calibri" w:hAnsi="Calibri"/>
-          <w:color w:val="3b3b3b"/>
-          <w:u w:val="none"/>
-        </w:rPr>
-      </w:pPr>
-      <w:r>
-        <w:rPr>
-          <w:rFonts w:ascii="Calibri" w:cs="Calibri" w:eastAsia="Calibri" w:hAnsi="Calibri"/>
-          <w:color w:val="3b3b3b"/>
-          <w:rtl w:val="0"/>
-        </w:rPr>
-        <w:t xml:space="preserve">First name</w:t>
-      </w:r>
-    </w:p>
-    <w:p>
-      <w:pPr>
-        <w:numPr>
-          <w:ilvl w:val="0"/>
-          <w:numId w:val="16"/>
-        </w:numPr>
-        <w:spacing w:after="0" w:afterAutospacing="0" w:lineRule="auto"/>
-        <w:ind w:left="720" w:hanging="360"/>
-        <w:rPr>
-          <w:rFonts w:ascii="Calibri" w:cs="Calibri" w:eastAsia="Calibri" w:hAnsi="Calibri"/>
-          <w:color w:val="3b3b3b"/>
-          <w:u w:val="none"/>
-        </w:rPr>
-      </w:pPr>
-      <w:r>
-        <w:rPr>
-          <w:rFonts w:ascii="Calibri" w:cs="Calibri" w:eastAsia="Calibri" w:hAnsi="Calibri"/>
-          <w:color w:val="3b3b3b"/>
-          <w:rtl w:val="0"/>
-        </w:rPr>
-        <w:t xml:space="preserve">Last name</w:t>
-      </w:r>
-    </w:p>
-    <w:p>
-      <w:pPr>
-        <w:numPr>
-          <w:ilvl w:val="0"/>
-          <w:numId w:val="16"/>
-        </w:numPr>
-        <w:spacing w:after="0" w:afterAutospacing="0" w:lineRule="auto"/>
-        <w:ind w:left="720" w:hanging="360"/>
-        <w:rPr>
-          <w:rFonts w:ascii="Calibri" w:cs="Calibri" w:eastAsia="Calibri" w:hAnsi="Calibri"/>
-          <w:color w:val="3b3b3b"/>
-          <w:u w:val="none"/>
-        </w:rPr>
-      </w:pPr>
-      <w:r>
-        <w:rPr>
-          <w:rFonts w:ascii="Calibri" w:cs="Calibri" w:eastAsia="Calibri" w:hAnsi="Calibri"/>
-          <w:color w:val="3b3b3b"/>
-          <w:rtl w:val="0"/>
-        </w:rPr>
-        <w:t xml:space="preserve">Authentication level (student or administrator)  </w:t>
-      </w:r>
-    </w:p>
-    <w:p>
-      <w:pPr>
-        <w:numPr>
-          <w:ilvl w:val="0"/>
-          <w:numId w:val="16"/>
-        </w:numPr>
-        <w:spacing w:after="160" w:lineRule="auto"/>
-        <w:ind w:left="720" w:hanging="360"/>
-        <w:rPr>
-          <w:rFonts w:ascii="Calibri" w:cs="Calibri" w:eastAsia="Calibri" w:hAnsi="Calibri"/>
-          <w:color w:val="3b3b3b"/>
-          <w:u w:val="none"/>
-        </w:rPr>
-      </w:pPr>
-      <w:r>
-        <w:rPr>
-          <w:rFonts w:ascii="Calibri" w:cs="Calibri" w:eastAsia="Calibri" w:hAnsi="Calibri"/>
-          <w:color w:val="3b3b3b"/>
-          <w:rtl w:val="0"/>
-        </w:rPr>
-        <w:t xml:space="preserve">Individual certifications the user has earned</w:t>
+        <w:br w:type="textWrapping"/>
+        <w:t xml:space="preserve">View the Overview of the Database document for a more comprehensive overview of the database.</w:t>
+      </w:r>
+    </w:p>
+    <w:p>
+      <w:pPr>
+        <w:spacing w:after="160" w:lineRule="auto"/>
+        <w:ind w:left="0" w:firstLine="0"/>
+        <w:rPr>
+          <w:rFonts w:ascii="Calibri" w:cs="Calibri" w:eastAsia="Calibri" w:hAnsi="Calibri"/>
+          <w:color w:val="3b3b3b"/>
+        </w:rPr>
+      </w:pPr>
+      <w:r>
+        <w:rPr>
+          <w:rFonts w:ascii="Calibri" w:cs="Calibri" w:eastAsia="Calibri" w:hAnsi="Calibri"/>
+          <w:color w:val="3b3b3b"/>
+        </w:rPr>
+        <w:drawing>
+          <wp:inline distB="114300" distT="114300" distL="114300" distR="114300">
+            <wp:extent cx="5943600" cy="2984500"/>
+            <wp:effectExtent b="25400" l="25400" r="25400" t="25400"/>
+            <wp:docPr id="4" name="image3.png"/>
+            <a:graphic>
+              <a:graphicData uri="http://schemas.openxmlformats.org/drawingml/2006/picture">
+                <pic:pic>
+                  <pic:nvPicPr>
+                    <pic:cNvPr id="0" name="image3.png"/>
+                    <pic:cNvPicPr preferRelativeResize="0"/>
+                  </pic:nvPicPr>
+                  <pic:blipFill>
+                    <a:blip r:embed="rId8"/>
+                    <a:srcRect b="0" l="0" r="0" t="0"/>
+                    <a:stretch>
+                      <a:fillRect/>
+                    </a:stretch>
+                  </pic:blipFill>
+                  <pic:spPr>
+                    <a:xfrm>
+                      <a:off x="0" y="0"/>
+                      <a:ext cx="5943600" cy="2984500"/>
+                    </a:xfrm>
+                    <a:prstGeom prst="rect"/>
+                    <a:ln w="25400">
+                      <a:solidFill>
+                        <a:srgbClr val="000000"/>
+                      </a:solidFill>
+                      <a:prstDash val="solid"/>
+                    </a:ln>
+                  </pic:spPr>
+                </pic:pic>
+              </a:graphicData>
+            </a:graphic>
+          </wp:inline>
+        </w:drawing>
+      </w:r>
+      <w:r>
+        <w:rPr>
+          <w:rtl w:val="0"/>
+        </w:rPr>
       </w:r>
     </w:p>
     <w:p>
@@ -3251,7 +3218,7 @@
         </w:rPr>
         <w:t xml:space="preserve">Although it is ideal to use less resources if possible, it became clear that if we were going to use lambda we would have to use gateway as well, as the only way to create a complex enough authentication (log in) system as we need, we would need to use gateway. As lambda only allows for simple authentication, not proper user authentication as we needed, more info here: </w:t>
       </w:r>
-      <w:hyperlink r:id="rId8">
+      <w:hyperlink r:id="rId9">
         <w:r>
           <w:rPr>
             <w:rFonts w:ascii="Calibri" w:cs="Calibri" w:eastAsia="Calibri" w:hAnsi="Calibri"/>
@@ -3381,16 +3348,16 @@
           <wp:inline distB="114300" distT="114300" distL="114300" distR="114300">
             <wp:extent cx="4036325" cy="2166938"/>
             <wp:effectExtent b="25400" l="25400" r="25400" t="25400"/>
-            <wp:docPr id="5" name="image10.png"/>
+            <wp:docPr id="6" name="image6.png"/>
             <a:graphic>
               <a:graphicData uri="http://schemas.openxmlformats.org/drawingml/2006/picture">
                 <pic:pic>
                   <pic:nvPicPr>
-                    <pic:cNvPr id="0" name="image10.png"/>
+                    <pic:cNvPr id="0" name="image6.png"/>
                     <pic:cNvPicPr preferRelativeResize="0"/>
                   </pic:nvPicPr>
                   <pic:blipFill>
-                    <a:blip r:embed="rId9"/>
+                    <a:blip r:embed="rId10"/>
                     <a:srcRect b="0" l="0" r="0" t="0"/>
                     <a:stretch>
                       <a:fillRect/>
@@ -3459,16 +3426,16 @@
           <wp:inline distB="114300" distT="114300" distL="114300" distR="114300">
             <wp:extent cx="5943600" cy="2819400"/>
             <wp:effectExtent b="25400" l="25400" r="25400" t="25400"/>
-            <wp:docPr id="2" name="image5.png"/>
+            <wp:docPr id="2" name="image7.png"/>
             <a:graphic>
               <a:graphicData uri="http://schemas.openxmlformats.org/drawingml/2006/picture">
                 <pic:pic>
                   <pic:nvPicPr>
-                    <pic:cNvPr id="0" name="image5.png"/>
+                    <pic:cNvPr id="0" name="image7.png"/>
                     <pic:cNvPicPr preferRelativeResize="0"/>
                   </pic:nvPicPr>
                   <pic:blipFill>
-                    <a:blip r:embed="rId10"/>
+                    <a:blip r:embed="rId11"/>
                     <a:srcRect b="0" l="0" r="0" t="0"/>
                     <a:stretch>
                       <a:fillRect/>
@@ -3536,7 +3503,7 @@
         </w:rPr>
         <w:t xml:space="preserve">All these decisions have been adopted and can be found in this PR: </w:t>
       </w:r>
-      <w:hyperlink r:id="rId11">
+      <w:hyperlink r:id="rId12">
         <w:r>
           <w:rPr>
             <w:rFonts w:ascii="Calibri" w:cs="Calibri" w:eastAsia="Calibri" w:hAnsi="Calibri"/>
@@ -4520,16 +4487,16 @@
           <wp:inline distB="114300" distT="114300" distL="114300" distR="114300">
             <wp:extent cx="1090613" cy="2341315"/>
             <wp:effectExtent b="0" l="0" r="0" t="0"/>
-            <wp:docPr id="7" name="image1.png"/>
+            <wp:docPr id="8" name="image9.png"/>
             <a:graphic>
               <a:graphicData uri="http://schemas.openxmlformats.org/drawingml/2006/picture">
                 <pic:pic>
                   <pic:nvPicPr>
-                    <pic:cNvPr id="0" name="image1.png"/>
+                    <pic:cNvPr id="0" name="image9.png"/>
                     <pic:cNvPicPr preferRelativeResize="0"/>
                   </pic:nvPicPr>
                   <pic:blipFill>
-                    <a:blip r:embed="rId12"/>
+                    <a:blip r:embed="rId13"/>
                     <a:srcRect b="1300" l="3956" r="3956" t="542"/>
                     <a:stretch>
                       <a:fillRect/>
@@ -4558,16 +4525,16 @@
           <wp:inline distB="114300" distT="114300" distL="114300" distR="114300">
             <wp:extent cx="1081088" cy="2340703"/>
             <wp:effectExtent b="0" l="0" r="0" t="0"/>
-            <wp:docPr id="8" name="image8.png"/>
+            <wp:docPr id="9" name="image4.png"/>
             <a:graphic>
               <a:graphicData uri="http://schemas.openxmlformats.org/drawingml/2006/picture">
                 <pic:pic>
                   <pic:nvPicPr>
-                    <pic:cNvPr id="0" name="image8.png"/>
+                    <pic:cNvPr id="0" name="image4.png"/>
                     <pic:cNvPicPr preferRelativeResize="0"/>
                   </pic:nvPicPr>
                   <pic:blipFill>
-                    <a:blip r:embed="rId13"/>
+                    <a:blip r:embed="rId14"/>
                     <a:srcRect b="1933" l="3939" r="4158" t="537"/>
                     <a:stretch>
                       <a:fillRect/>
@@ -4596,16 +4563,16 @@
           <wp:inline distB="114300" distT="114300" distL="114300" distR="114300">
             <wp:extent cx="1071563" cy="2339742"/>
             <wp:effectExtent b="0" l="0" r="0" t="0"/>
-            <wp:docPr id="9" name="image3.png"/>
+            <wp:docPr id="10" name="image1.png"/>
             <a:graphic>
               <a:graphicData uri="http://schemas.openxmlformats.org/drawingml/2006/picture">
                 <pic:pic>
                   <pic:nvPicPr>
-                    <pic:cNvPr id="0" name="image3.png"/>
+                    <pic:cNvPr id="0" name="image1.png"/>
                     <pic:cNvPicPr preferRelativeResize="0"/>
                   </pic:nvPicPr>
                   <pic:blipFill>
-                    <a:blip r:embed="rId14"/>
+                    <a:blip r:embed="rId15"/>
                     <a:srcRect b="1058" l="6639" r="4564" t="847"/>
                     <a:stretch>
                       <a:fillRect/>
@@ -4634,16 +4601,16 @@
           <wp:inline distB="114300" distT="114300" distL="114300" distR="114300">
             <wp:extent cx="1100657" cy="2343640"/>
             <wp:effectExtent b="0" l="0" r="0" t="0"/>
-            <wp:docPr id="4" name="image6.png"/>
+            <wp:docPr id="5" name="image2.png"/>
             <a:graphic>
               <a:graphicData uri="http://schemas.openxmlformats.org/drawingml/2006/picture">
                 <pic:pic>
                   <pic:nvPicPr>
-                    <pic:cNvPr id="0" name="image6.png"/>
+                    <pic:cNvPr id="0" name="image2.png"/>
                     <pic:cNvPicPr preferRelativeResize="0"/>
                   </pic:nvPicPr>
                   <pic:blipFill>
-                    <a:blip r:embed="rId15"/>
+                    <a:blip r:embed="rId16"/>
                     <a:srcRect b="2153" l="6216" r="4054" t="1211"/>
                     <a:stretch>
                       <a:fillRect/>
@@ -5274,16 +5241,16 @@
           <wp:inline distB="114300" distT="114300" distL="114300" distR="114300">
             <wp:extent cx="2986088" cy="2622795"/>
             <wp:effectExtent b="0" l="0" r="0" t="0"/>
-            <wp:docPr id="1" name="image7.png"/>
+            <wp:docPr id="1" name="image11.png"/>
             <a:graphic>
               <a:graphicData uri="http://schemas.openxmlformats.org/drawingml/2006/picture">
                 <pic:pic>
                   <pic:nvPicPr>
-                    <pic:cNvPr id="0" name="image7.png"/>
+                    <pic:cNvPr id="0" name="image11.png"/>
                     <pic:cNvPicPr preferRelativeResize="0"/>
                   </pic:nvPicPr>
                   <pic:blipFill>
-                    <a:blip r:embed="rId16"/>
+                    <a:blip r:embed="rId17"/>
                     <a:srcRect b="0" l="0" r="0" t="0"/>
                     <a:stretch>
                       <a:fillRect/>
@@ -6142,7 +6109,7 @@
       <w:pPr>
         <w:numPr>
           <w:ilvl w:val="0"/>
-          <w:numId w:val="17"/>
+          <w:numId w:val="16"/>
         </w:numPr>
         <w:spacing w:after="0" w:afterAutospacing="0" w:lineRule="auto"/>
         <w:ind w:left="1440" w:hanging="360"/>
@@ -6164,7 +6131,7 @@
       <w:pPr>
         <w:numPr>
           <w:ilvl w:val="0"/>
-          <w:numId w:val="17"/>
+          <w:numId w:val="16"/>
         </w:numPr>
         <w:spacing w:after="0" w:afterAutospacing="0" w:lineRule="auto"/>
         <w:ind w:left="1440" w:hanging="360"/>
@@ -6186,7 +6153,7 @@
       <w:pPr>
         <w:numPr>
           <w:ilvl w:val="0"/>
-          <w:numId w:val="17"/>
+          <w:numId w:val="16"/>
         </w:numPr>
         <w:spacing w:after="160" w:lineRule="auto"/>
         <w:ind w:left="1440" w:hanging="360"/>
@@ -6527,16 +6494,16 @@
           <wp:inline distB="114300" distT="114300" distL="114300" distR="114300">
             <wp:extent cx="4982803" cy="3233738"/>
             <wp:effectExtent b="0" l="0" r="0" t="0"/>
-            <wp:docPr id="6" name="image11.png"/>
+            <wp:docPr id="7" name="image12.png"/>
             <a:graphic>
               <a:graphicData uri="http://schemas.openxmlformats.org/drawingml/2006/picture">
                 <pic:pic>
                   <pic:nvPicPr>
-                    <pic:cNvPr id="0" name="image11.png"/>
+                    <pic:cNvPr id="0" name="image12.png"/>
                     <pic:cNvPicPr preferRelativeResize="0"/>
                   </pic:nvPicPr>
                   <pic:blipFill>
-                    <a:blip r:embed="rId17"/>
+                    <a:blip r:embed="rId18"/>
                     <a:srcRect b="0" l="0" r="0" t="0"/>
                     <a:stretch>
                       <a:fillRect/>
@@ -7255,16 +7222,16 @@
           <wp:inline distB="114300" distT="114300" distL="114300" distR="114300">
             <wp:extent cx="3757613" cy="2790924"/>
             <wp:effectExtent b="0" l="0" r="0" t="0"/>
-            <wp:docPr id="11" name="image9.png"/>
+            <wp:docPr id="12" name="image10.png"/>
             <a:graphic>
               <a:graphicData uri="http://schemas.openxmlformats.org/drawingml/2006/picture">
                 <pic:pic>
                   <pic:nvPicPr>
-                    <pic:cNvPr id="0" name="image9.png"/>
+                    <pic:cNvPr id="0" name="image10.png"/>
                     <pic:cNvPicPr preferRelativeResize="0"/>
                   </pic:nvPicPr>
                   <pic:blipFill>
-                    <a:blip r:embed="rId18"/>
+                    <a:blip r:embed="rId19"/>
                     <a:srcRect b="0" l="0" r="0" t="0"/>
                     <a:stretch>
                       <a:fillRect/>
@@ -9126,116 +9093,6 @@
     </w:lvl>
   </w:abstractNum>
   <w:abstractNum w:abstractNumId="16">
-    <w:lvl w:ilvl="0">
-      <w:start w:val="1"/>
-      <w:numFmt w:val="bullet"/>
-      <w:lvlText w:val="●"/>
-      <w:lvlJc w:val="left"/>
-      <w:pPr>
-        <w:ind w:left="720" w:hanging="360"/>
-      </w:pPr>
-      <w:rPr>
-        <w:u w:val="none"/>
-      </w:rPr>
-    </w:lvl>
-    <w:lvl w:ilvl="1">
-      <w:start w:val="1"/>
-      <w:numFmt w:val="bullet"/>
-      <w:lvlText w:val="○"/>
-      <w:lvlJc w:val="left"/>
-      <w:pPr>
-        <w:ind w:left="1440" w:hanging="360"/>
-      </w:pPr>
-      <w:rPr>
-        <w:u w:val="none"/>
-      </w:rPr>
-    </w:lvl>
-    <w:lvl w:ilvl="2">
-      <w:start w:val="1"/>
-      <w:numFmt w:val="bullet"/>
-      <w:lvlText w:val="■"/>
-      <w:lvlJc w:val="left"/>
-      <w:pPr>
-        <w:ind w:left="2160" w:hanging="360"/>
-      </w:pPr>
-      <w:rPr>
-        <w:u w:val="none"/>
-      </w:rPr>
-    </w:lvl>
-    <w:lvl w:ilvl="3">
-      <w:start w:val="1"/>
-      <w:numFmt w:val="bullet"/>
-      <w:lvlText w:val="●"/>
-      <w:lvlJc w:val="left"/>
-      <w:pPr>
-        <w:ind w:left="2880" w:hanging="360"/>
-      </w:pPr>
-      <w:rPr>
-        <w:u w:val="none"/>
-      </w:rPr>
-    </w:lvl>
-    <w:lvl w:ilvl="4">
-      <w:start w:val="1"/>
-      <w:numFmt w:val="bullet"/>
-      <w:lvlText w:val="○"/>
-      <w:lvlJc w:val="left"/>
-      <w:pPr>
-        <w:ind w:left="3600" w:hanging="360"/>
-      </w:pPr>
-      <w:rPr>
-        <w:u w:val="none"/>
-      </w:rPr>
-    </w:lvl>
-    <w:lvl w:ilvl="5">
-      <w:start w:val="1"/>
-      <w:numFmt w:val="bullet"/>
-      <w:lvlText w:val="■"/>
-      <w:lvlJc w:val="left"/>
-      <w:pPr>
-        <w:ind w:left="4320" w:hanging="360"/>
-      </w:pPr>
-      <w:rPr>
-        <w:u w:val="none"/>
-      </w:rPr>
-    </w:lvl>
-    <w:lvl w:ilvl="6">
-      <w:start w:val="1"/>
-      <w:numFmt w:val="bullet"/>
-      <w:lvlText w:val="●"/>
-      <w:lvlJc w:val="left"/>
-      <w:pPr>
-        <w:ind w:left="5040" w:hanging="360"/>
-      </w:pPr>
-      <w:rPr>
-        <w:u w:val="none"/>
-      </w:rPr>
-    </w:lvl>
-    <w:lvl w:ilvl="7">
-      <w:start w:val="1"/>
-      <w:numFmt w:val="bullet"/>
-      <w:lvlText w:val="○"/>
-      <w:lvlJc w:val="left"/>
-      <w:pPr>
-        <w:ind w:left="5760" w:hanging="360"/>
-      </w:pPr>
-      <w:rPr>
-        <w:u w:val="none"/>
-      </w:rPr>
-    </w:lvl>
-    <w:lvl w:ilvl="8">
-      <w:start w:val="1"/>
-      <w:numFmt w:val="bullet"/>
-      <w:lvlText w:val="■"/>
-      <w:lvlJc w:val="left"/>
-      <w:pPr>
-        <w:ind w:left="6480" w:hanging="360"/>
-      </w:pPr>
-      <w:rPr>
-        <w:u w:val="none"/>
-      </w:rPr>
-    </w:lvl>
-  </w:abstractNum>
-  <w:abstractNum w:abstractNumId="17">
     <w:lvl w:ilvl="0">
       <w:start w:val="1"/>
       <w:numFmt w:val="bullet"/>
@@ -9392,9 +9249,6 @@
   </w:num>
   <w:num w:numId="16">
     <w:abstractNumId w:val="16"/>
-  </w:num>
-  <w:num w:numId="17">
-    <w:abstractNumId w:val="17"/>
   </w:num>
 </w:numbering>
 </file>
